--- a/Manuals/04_Spanish/07_Set_Ecosystem_Tutorial.docx
+++ b/Manuals/04_Spanish/07_Set_Ecosystem_Tutorial.docx
@@ -897,7 +897,7 @@
         <w:pStyle w:val="ListBullet"/>
       </w:pPr>
       <w:r>
-        <w:t>Empiece por baseline 01–05 y separe BUY/SELL.</w:t>
+        <w:t>Navegue por clase y activo: cada activo trae los 11 tipos de sistema (01_SLTP a 11_SIGNAL_ONLY), un set por lado (BUY/SELL; BOTH en el grid unificado) y dos variantes de entrada — MULTI disputa los indicadores 0–10 en un solo eje, ICHIMOKU tiene archivo propio.</w:t>
       </w:r>
     </w:p>
     <w:p>
@@ -905,7 +905,7 @@
         <w:pStyle w:val="ListBullet"/>
       </w:pPr>
       <w:r>
-        <w:t>Use 06 para una sola variable.</w:t>
+        <w:t>La fase 1 es descubrimiento de regiones: ejecute el genetico con el set tal cual — grupo de entrada completo (indicador, metodo, timeframe, applied price, periodos), salidas del sistema y llaves de filtro, todo a la vez.</w:t>
       </w:r>
     </w:p>
     <w:p>
@@ -913,7 +913,7 @@
         <w:pStyle w:val="ListBullet"/>
       </w:pPr>
       <w:r>
-        <w:t>Use 07 entrada, 08 filtros, 09 riesgo y 10 salidas.</w:t>
+        <w:t>De las rondas siguientes en adelante, bloquee (Y→N) los inputs de escritura — enums y booleanos — decididos por la fase anterior y deje abiertos solo los numericos; el ajuste de cada filtro solo entra si su llave sobrevivio encendida.</w:t>
       </w:r>
     </w:p>
     <w:p>
@@ -921,7 +921,7 @@
         <w:pStyle w:val="ListBullet"/>
       </w:pPr>
       <w:r>
-        <w:t>Ejecute IS, OOS y forward demo cronológicos.</w:t>
+        <w:t>El filtro ATR de entrada (EntradaATR) existe solo en los sistemas de grid; en los demas permanece apagado por diseño.</w:t>
       </w:r>
     </w:p>
     <w:p>
@@ -929,7 +929,7 @@
         <w:pStyle w:val="ListBullet"/>
       </w:pPr>
       <w:r>
-        <w:t>Compruebe Status, RelativePath y SHA256.</w:t>
+        <w:t>Valide al ganador en ticks reales: deciden la divergencia contra OHLC y la retencion out-of-sample, nunca la ganancia in-sample.</w:t>
       </w:r>
     </w:p>
     <w:p>
@@ -937,7 +937,7 @@
         <w:pStyle w:val="ListBullet"/>
       </w:pPr>
       <w:r>
-        <w:t>Solo USE explícito autoriza el entorno definido.</w:t>
+        <w:t>Tras el tick real, cambie el dimensionamiento a Percentage y ejecute de nuevo: solo promueva si tambien pasa — y ese es el modo en que el set debe operar.</w:t>
       </w:r>
     </w:p>
     <w:p>
